--- a/files/curriculumvitae_garrettmerz_2023.docx
+++ b/files/curriculumvitae_garrettmerz_2023.docx
@@ -196,7 +196,7 @@
           <w:sz w:val="24"/>
           <w:szCs w:val="24"/>
         </w:rPr>
-        <w:t xml:space="preserve">Use-inspired AI/ML research driven by scientific application, including but not limited to the physical sciences. Language models for symbolic mathematics and theoretical physics. Foundation models for science (self-supervised learning, representation learning, explainable/interpretable ML). Computer vision on scientific imagery (hyperspectral imagery, high-energy physics detector events, etc.). </w:t>
+        <w:t>Use-inspired AI/ML research driven by scientific application, including but not limited to the physical sciences. Language models for symbolic mathematics and theoretical physics. Foundation models for science (self-supervised learning, representation learning, explainable/interpretable ML).</w:t>
       </w:r>
     </w:p>
     <w:p>
@@ -493,29 +493,7 @@
           <w:szCs w:val="22"/>
           <w:lang w:val="en-US" w:eastAsia="zh-CN" w:bidi="hi-IN"/>
         </w:rPr>
-        <w:t xml:space="preserve">Design, build and </w:t>
-      </w:r>
-      <w:r>
-        <w:rPr>
-          <w:rFonts w:eastAsia="SimSun" w:cs="Mangal"/>
-          <w:color w:val="00000A"/>
-          <w:kern w:val="0"/>
-          <w:sz w:val="22"/>
-          <w:szCs w:val="22"/>
-          <w:lang w:val="en-US" w:eastAsia="zh-CN" w:bidi="hi-IN"/>
-        </w:rPr>
-        <w:t>deploy</w:t>
-      </w:r>
-      <w:r>
-        <w:rPr>
-          <w:rFonts w:eastAsia="SimSun" w:cs="Mangal"/>
-          <w:color w:val="00000A"/>
-          <w:kern w:val="0"/>
-          <w:sz w:val="22"/>
-          <w:szCs w:val="22"/>
-          <w:lang w:val="en-US" w:eastAsia="zh-CN" w:bidi="hi-IN"/>
-        </w:rPr>
-        <w:t xml:space="preserve"> a ResNet-based classifier with Viterbi-decoder postprocessor for modeling the growth state of corn and soybean fields with 1m Airbus satellite imagery. Monitor throughout model lifecycle for domain-shift and retrain as needed. Train on synthetic data, generated using transfer functions applied to 10cm fixed-wing RGBN imagery.</w:t>
+        <w:t>Design, build and deploy a ResNet-based classifier with Viterbi-decoder postprocessor for modeling the growth state of corn and soybean fields with 1m Airbus satellite imagery. Monitor throughout model lifecycle for domain-shift and retrain as needed. Train on synthetic data, generated using transfer functions applied to 10cm fixed-wing RGBN imagery.</w:t>
       </w:r>
     </w:p>
     <w:p>
@@ -789,10 +767,10 @@
           <w:rFonts w:ascii="Times New Roman" w:hAnsi="Times New Roman"/>
         </w:rPr>
       </w:pPr>
-      <w:bookmarkStart w:id="0" w:name="MJXc-Node-1"/>
-      <w:bookmarkStart w:id="1" w:name="MathJax-Element-1-Frame"/>
-      <w:bookmarkStart w:id="2" w:name="MJXc-Node-3"/>
-      <w:bookmarkStart w:id="3" w:name="MJXc-Node-2"/>
+      <w:bookmarkStart w:id="0" w:name="MJXc-Node-2"/>
+      <w:bookmarkStart w:id="1" w:name="MJXc-Node-3"/>
+      <w:bookmarkStart w:id="2" w:name="MathJax-Element-1-Frame"/>
+      <w:bookmarkStart w:id="3" w:name="MJXc-Node-1"/>
       <w:bookmarkEnd w:id="0"/>
       <w:bookmarkEnd w:id="1"/>
       <w:bookmarkEnd w:id="2"/>
@@ -829,10 +807,10 @@
         </w:rPr>
         <w:t xml:space="preserve">P Properties of Higgs Boson Interactions with Top Quarks in the </w:t>
       </w:r>
-      <w:bookmarkStart w:id="5" w:name="MathJax-Element-2-Frame"/>
-      <w:bookmarkStart w:id="6" w:name="MJXc-Node-5"/>
-      <w:bookmarkStart w:id="7" w:name="MJXc-Node-6"/>
-      <w:bookmarkStart w:id="8" w:name="MJXc-Node-7"/>
+      <w:bookmarkStart w:id="5" w:name="MJXc-Node-7"/>
+      <w:bookmarkStart w:id="6" w:name="MJXc-Node-6"/>
+      <w:bookmarkStart w:id="7" w:name="MJXc-Node-5"/>
+      <w:bookmarkStart w:id="8" w:name="MathJax-Element-2-Frame"/>
       <w:bookmarkEnd w:id="5"/>
       <w:bookmarkEnd w:id="6"/>
       <w:bookmarkEnd w:id="7"/>
@@ -886,10 +864,10 @@
         </w:rPr>
         <w:t xml:space="preserve">H and </w:t>
       </w:r>
-      <w:bookmarkStart w:id="11" w:name="MathJax-Element-3-Frame"/>
-      <w:bookmarkStart w:id="12" w:name="MJXc-Node-12"/>
-      <w:bookmarkStart w:id="13" w:name="MJXc-Node-13"/>
-      <w:bookmarkStart w:id="14" w:name="MJXc-Node-14"/>
+      <w:bookmarkStart w:id="11" w:name="MJXc-Node-14"/>
+      <w:bookmarkStart w:id="12" w:name="MJXc-Node-13"/>
+      <w:bookmarkStart w:id="13" w:name="MJXc-Node-12"/>
+      <w:bookmarkStart w:id="14" w:name="MathJax-Element-3-Frame"/>
       <w:bookmarkEnd w:id="11"/>
       <w:bookmarkEnd w:id="12"/>
       <w:bookmarkEnd w:id="13"/>
@@ -926,10 +904,10 @@
         </w:rPr>
         <w:t xml:space="preserve">H Processes Using </w:t>
       </w:r>
-      <w:bookmarkStart w:id="16" w:name="MJXc-Node-18"/>
-      <w:bookmarkStart w:id="17" w:name="MJXc-Node-17"/>
-      <w:bookmarkStart w:id="18" w:name="MathJax-Element-4-Frame"/>
-      <w:bookmarkStart w:id="19" w:name="MJXc-Node-16"/>
+      <w:bookmarkStart w:id="16" w:name="MJXc-Node-16"/>
+      <w:bookmarkStart w:id="17" w:name="MathJax-Element-4-Frame"/>
+      <w:bookmarkStart w:id="18" w:name="MJXc-Node-17"/>
+      <w:bookmarkStart w:id="19" w:name="MJXc-Node-18"/>
       <w:bookmarkEnd w:id="16"/>
       <w:bookmarkEnd w:id="17"/>
       <w:bookmarkEnd w:id="18"/>
@@ -2033,7 +2011,7 @@
     </w:p>
     <w:p>
       <w:pPr>
-        <w:pStyle w:val="Normal"/>
+        <w:pStyle w:val="TextBody"/>
         <w:numPr>
           <w:ilvl w:val="0"/>
           <w:numId w:val="12"/>
@@ -2043,15 +2021,181 @@
         </w:rPr>
       </w:pPr>
       <w:r>
+        <w:rPr/>
+      </w:r>
+    </w:p>
+    <w:p>
+      <w:pPr>
+        <w:pStyle w:val="TextBody"/>
+        <w:numPr>
+          <w:ilvl w:val="0"/>
+          <w:numId w:val="12"/>
+        </w:numPr>
+        <w:rPr>
+          <w:rFonts w:ascii="Times New Roman" w:hAnsi="Times New Roman"/>
+        </w:rPr>
+      </w:pPr>
+      <w:r>
+        <w:rPr/>
+        <w:t>{Mariel Paper?}</w:t>
+      </w:r>
+    </w:p>
+    <w:p>
+      <w:pPr>
+        <w:pStyle w:val="TextBody"/>
+        <w:numPr>
+          <w:ilvl w:val="0"/>
+          <w:numId w:val="12"/>
+        </w:numPr>
+        <w:rPr>
+          <w:rFonts w:ascii="Times New Roman" w:hAnsi="Times New Roman"/>
+        </w:rPr>
+      </w:pPr>
+      <w:r>
+        <w:rPr/>
+        <w:t>{Chris NeurIPS Poster}</w:t>
+      </w:r>
+    </w:p>
+    <w:p>
+      <w:pPr>
+        <w:pStyle w:val="TextBody"/>
+        <w:numPr>
+          <w:ilvl w:val="0"/>
+          <w:numId w:val="12"/>
+        </w:numPr>
+        <w:rPr>
+          <w:rFonts w:ascii="Times New Roman" w:hAnsi="Times New Roman"/>
+        </w:rPr>
+      </w:pPr>
+      <w:r>
+        <w:rPr/>
+        <w:t>{SSL PAPER}</w:t>
+      </w:r>
+    </w:p>
+    <w:p>
+      <w:pPr>
+        <w:pStyle w:val="TextBody"/>
+        <w:numPr>
+          <w:ilvl w:val="0"/>
+          <w:numId w:val="12"/>
+        </w:numPr>
+        <w:rPr>
+          <w:rFonts w:ascii="Times New Roman" w:hAnsi="Times New Roman"/>
+        </w:rPr>
+      </w:pPr>
+      <w:r>
+        <w:rPr/>
+        <w:t xml:space="preserve">Cai et al 2024. </w:t>
+      </w:r>
+      <w:r>
+        <w:rPr>
+          <w:rStyle w:val="Emphasis"/>
+        </w:rPr>
+        <w:t>Mach. Learn.: Sci. Technol.</w:t>
+      </w:r>
+      <w:r>
+        <w:rPr/>
+        <w:t xml:space="preserve"> </w:t>
+      </w:r>
+      <w:hyperlink r:id="rId2">
+        <w:r>
+          <w:rPr>
+            <w:rStyle w:val="InternetLink"/>
+          </w:rPr>
+          <w:t>https://doi.org/10.1088/2632</w:t>
+        </w:r>
+      </w:hyperlink>
+      <w:r>
+        <w:rPr/>
+        <w:t xml:space="preserve">. Transforming the </w:t>
+      </w:r>
+      <w:r>
+        <w:rPr/>
+        <w:t>B</w:t>
+      </w:r>
+      <w:r>
+        <w:rPr/>
+        <w:t xml:space="preserve">ootstrap: </w:t>
+      </w:r>
+      <w:r>
+        <w:rPr/>
+        <w:t>U</w:t>
+      </w:r>
+      <w:r>
+        <w:rPr/>
+        <w:t xml:space="preserve">sing Transformers to </w:t>
+      </w:r>
+      <w:r>
+        <w:rPr/>
+        <w:t>C</w:t>
+      </w:r>
+      <w:r>
+        <w:rPr/>
+        <w:t xml:space="preserve">ompute </w:t>
+      </w:r>
+      <w:r>
+        <w:rPr/>
+        <w:t>S</w:t>
+      </w:r>
+      <w:r>
+        <w:rPr/>
+        <w:t xml:space="preserve">cattering </w:t>
+      </w:r>
+      <w:r>
+        <w:rPr/>
+        <w:t>A</w:t>
+      </w:r>
+      <w:r>
+        <w:rPr/>
+        <w:t xml:space="preserve">mplitudes in </w:t>
+      </w:r>
+      <w:r>
+        <w:rPr/>
+        <w:t>P</w:t>
+      </w:r>
+      <w:r>
+        <w:rPr/>
+        <w:t xml:space="preserve">lanar N = 4 Super Yang-Mills </w:t>
+      </w:r>
+      <w:r>
+        <w:rPr/>
+        <w:t>T</w:t>
+      </w:r>
+      <w:r>
+        <w:rPr/>
+        <w:t>heory</w:t>
+      </w:r>
+      <w:r>
         <w:rPr>
           <w:b w:val="false"/>
           <w:bCs w:val="false"/>
           <w:i w:val="false"/>
           <w:iCs w:val="false"/>
         </w:rPr>
+        <w:t>.</w:t>
+      </w:r>
+    </w:p>
+    <w:p>
+      <w:pPr>
+        <w:pStyle w:val="Normal"/>
+        <w:numPr>
+          <w:ilvl w:val="0"/>
+          <w:numId w:val="12"/>
+        </w:numPr>
+        <w:rPr>
+          <w:rFonts w:ascii="Times New Roman" w:hAnsi="Times New Roman"/>
+        </w:rPr>
+      </w:pPr>
+      <w:r>
+        <w:rPr>
+          <w:b w:val="false"/>
+          <w:bCs w:val="false"/>
+          <w:i w:val="false"/>
+          <w:iCs w:val="false"/>
+        </w:rPr>
         <w:t xml:space="preserve">Merz, Garrett W., et al. Transformers for Scattering Amplitudes. NeurIPS 2023 Workshop on Machine Learning in the Physical Sciences. New Orleans, LA. 15 December 2023.  </w:t>
       </w:r>
-      <w:hyperlink r:id="rId2">
+      <w:hyperlink r:id="rId3">
         <w:r>
           <w:rPr>
             <w:rStyle w:val="InternetLink"/>
@@ -2355,7 +2499,7 @@
         <w:rPr/>
         <w:t>Measurement of the properties of Higgs boson production at s√=13 TeV in the H→γγ channel using 139 fb−1 of pp collision data with the ATLAS experiment. ATLAS Conference Note (</w:t>
       </w:r>
-      <w:hyperlink r:id="rId3" w:tgtFrame="_blank">
+      <w:hyperlink r:id="rId4" w:tgtFrame="_blank">
         <w:r>
           <w:rPr>
             <w:rStyle w:val="InternetLink"/>
@@ -2423,14 +2567,14 @@
         </w:rPr>
         <w:t>b</w:t>
       </w:r>
-      <w:bookmarkStart w:id="23" w:name="MathJax-Span-3"/>
-      <w:bookmarkStart w:id="24" w:name="MathJax-Span-1"/>
-      <w:bookmarkStart w:id="25" w:name="MathJax-Element-1-Frame2"/>
-      <w:bookmarkStart w:id="26" w:name="MathJax-Span-2"/>
-      <w:bookmarkStart w:id="27" w:name="MathJax-Span-4"/>
-      <w:bookmarkStart w:id="28" w:name="MathJax-Span-5"/>
-      <w:bookmarkStart w:id="29" w:name="MathJax-Span-6"/>
-      <w:bookmarkStart w:id="30" w:name="MathJax-Span-7"/>
+      <w:bookmarkStart w:id="23" w:name="MathJax-Span-7"/>
+      <w:bookmarkStart w:id="24" w:name="MathJax-Span-6"/>
+      <w:bookmarkStart w:id="25" w:name="MathJax-Span-5"/>
+      <w:bookmarkStart w:id="26" w:name="MathJax-Span-4"/>
+      <w:bookmarkStart w:id="27" w:name="MathJax-Span-2"/>
+      <w:bookmarkStart w:id="28" w:name="MathJax-Element-1-Frame2"/>
+      <w:bookmarkStart w:id="29" w:name="MathJax-Span-1"/>
+      <w:bookmarkStart w:id="30" w:name="MathJax-Span-3"/>
       <w:bookmarkEnd w:id="23"/>
       <w:bookmarkEnd w:id="24"/>
       <w:bookmarkEnd w:id="25"/>
@@ -2473,10 +2617,10 @@
         </w:rPr>
         <w:t xml:space="preserve">of </w:t>
       </w:r>
-      <w:bookmarkStart w:id="32" w:name="MathJax-Span-11"/>
-      <w:bookmarkStart w:id="33" w:name="MathJax-Span-9"/>
-      <w:bookmarkStart w:id="34" w:name="MathJax-Element-2-Frame2"/>
-      <w:bookmarkStart w:id="35" w:name="MathJax-Span-10"/>
+      <w:bookmarkStart w:id="32" w:name="MathJax-Span-10"/>
+      <w:bookmarkStart w:id="33" w:name="MathJax-Element-2-Frame2"/>
+      <w:bookmarkStart w:id="34" w:name="MathJax-Span-9"/>
+      <w:bookmarkStart w:id="35" w:name="MathJax-Span-11"/>
       <w:bookmarkEnd w:id="32"/>
       <w:bookmarkEnd w:id="33"/>
       <w:bookmarkEnd w:id="34"/>
@@ -2527,12 +2671,12 @@
         </w:rPr>
         <w:t xml:space="preserve">ision data at </w:t>
       </w:r>
-      <w:bookmarkStart w:id="37" w:name="MathJax-Span-17"/>
-      <w:bookmarkStart w:id="38" w:name="MathJax-Span-16"/>
-      <w:bookmarkStart w:id="39" w:name="MathJax-Span-15"/>
-      <w:bookmarkStart w:id="40" w:name="MathJax-Span-13"/>
-      <w:bookmarkStart w:id="41" w:name="MathJax-Element-3-Frame1"/>
-      <w:bookmarkStart w:id="42" w:name="MathJax-Span-14"/>
+      <w:bookmarkStart w:id="37" w:name="MathJax-Span-14"/>
+      <w:bookmarkStart w:id="38" w:name="MathJax-Element-3-Frame1"/>
+      <w:bookmarkStart w:id="39" w:name="MathJax-Span-13"/>
+      <w:bookmarkStart w:id="40" w:name="MathJax-Span-15"/>
+      <w:bookmarkStart w:id="41" w:name="MathJax-Span-16"/>
+      <w:bookmarkStart w:id="42" w:name="MathJax-Span-17"/>
       <w:bookmarkEnd w:id="37"/>
       <w:bookmarkEnd w:id="38"/>
       <w:bookmarkEnd w:id="39"/>
@@ -2636,10 +2780,10 @@
         </w:rPr>
         <w:t xml:space="preserve">ATLAS Collaboration. Search for pair production of heavy vectorlike quarks decaying into hadronic final states in </w:t>
       </w:r>
-      <w:bookmarkStart w:id="45" w:name="MJXc-Node-31"/>
-      <w:bookmarkStart w:id="46" w:name="MJXc-Node-22"/>
-      <w:bookmarkStart w:id="47" w:name="MathJax-Element-1-Frame1"/>
-      <w:bookmarkStart w:id="48" w:name="MJXc-Node-110"/>
+      <w:bookmarkStart w:id="45" w:name="MJXc-Node-110"/>
+      <w:bookmarkStart w:id="46" w:name="MathJax-Element-1-Frame1"/>
+      <w:bookmarkStart w:id="47" w:name="MJXc-Node-22"/>
+      <w:bookmarkStart w:id="48" w:name="MJXc-Node-31"/>
       <w:bookmarkEnd w:id="45"/>
       <w:bookmarkEnd w:id="46"/>
       <w:bookmarkEnd w:id="47"/>
@@ -2664,10 +2808,10 @@
         </w:rPr>
         <w:t xml:space="preserve">p collisions at </w:t>
       </w:r>
-      <w:bookmarkStart w:id="50" w:name="MJXc-Node-71"/>
-      <w:bookmarkStart w:id="51" w:name="MathJax-Element-2-Frame1"/>
-      <w:bookmarkStart w:id="52" w:name="MJXc-Node-61"/>
-      <w:bookmarkStart w:id="53" w:name="MJXc-Node-51"/>
+      <w:bookmarkStart w:id="50" w:name="MJXc-Node-51"/>
+      <w:bookmarkStart w:id="51" w:name="MJXc-Node-61"/>
+      <w:bookmarkStart w:id="52" w:name="MathJax-Element-2-Frame1"/>
+      <w:bookmarkStart w:id="53" w:name="MJXc-Node-71"/>
       <w:bookmarkEnd w:id="50"/>
       <w:bookmarkEnd w:id="51"/>
       <w:bookmarkEnd w:id="52"/>
@@ -2777,12 +2921,12 @@
         </w:rPr>
         <w:t xml:space="preserve">ATLAS Collaboration. Combination of the searches for pair-produced vector-like partners of the third-generation quarks at </w:t>
       </w:r>
-      <w:bookmarkStart w:id="57" w:name="MathJax-Element-1-Frame3"/>
-      <w:bookmarkStart w:id="58" w:name="MathJax-Span-110"/>
-      <w:bookmarkStart w:id="59" w:name="MathJax-Span-21"/>
-      <w:bookmarkStart w:id="60" w:name="MathJax-Span-31"/>
-      <w:bookmarkStart w:id="61" w:name="MathJax-Span-41"/>
-      <w:bookmarkStart w:id="62" w:name="MathJax-Span-51"/>
+      <w:bookmarkStart w:id="57" w:name="MathJax-Span-51"/>
+      <w:bookmarkStart w:id="58" w:name="MathJax-Span-41"/>
+      <w:bookmarkStart w:id="59" w:name="MathJax-Span-31"/>
+      <w:bookmarkStart w:id="60" w:name="MathJax-Span-21"/>
+      <w:bookmarkStart w:id="61" w:name="MathJax-Span-110"/>
+      <w:bookmarkStart w:id="62" w:name="MathJax-Element-1-Frame3"/>
       <w:bookmarkEnd w:id="57"/>
       <w:bookmarkEnd w:id="58"/>
       <w:bookmarkEnd w:id="59"/>
@@ -2983,7 +3127,25 @@
           <w:sz w:val="28"/>
           <w:szCs w:val="28"/>
         </w:rPr>
-        <w:t>PRESENTATIONS, WORKSHOPS, AND INVITED TALKS:</w:t>
+        <w:t xml:space="preserve">PRESENTATIONS, WORKSHOPS, AND </w:t>
+      </w:r>
+      <w:r>
+        <w:rPr>
+          <w:b/>
+          <w:bCs/>
+          <w:sz w:val="28"/>
+          <w:szCs w:val="28"/>
+        </w:rPr>
+        <w:t>CONTRIBUTED</w:t>
+      </w:r>
+      <w:r>
+        <w:rPr>
+          <w:b/>
+          <w:bCs/>
+          <w:sz w:val="28"/>
+          <w:szCs w:val="28"/>
+        </w:rPr>
+        <w:t xml:space="preserve"> TALKS:</w:t>
       </w:r>
     </w:p>
     <w:p>
@@ -3005,6 +3167,89 @@
           <w:sz w:val="22"/>
           <w:szCs w:val="22"/>
         </w:rPr>
+      </w:r>
+    </w:p>
+    <w:p>
+      <w:pPr>
+        <w:pStyle w:val="Normal"/>
+        <w:numPr>
+          <w:ilvl w:val="0"/>
+          <w:numId w:val="13"/>
+        </w:numPr>
+        <w:rPr>
+          <w:sz w:val="22"/>
+          <w:szCs w:val="22"/>
+        </w:rPr>
+      </w:pPr>
+      <w:r>
+        <w:rPr>
+          <w:b w:val="false"/>
+          <w:bCs w:val="false"/>
+          <w:i w:val="false"/>
+          <w:iCs w:val="false"/>
+          <w:caps w:val="false"/>
+          <w:smallCaps w:val="false"/>
+          <w:strike w:val="false"/>
+          <w:dstrike w:val="false"/>
+          <w:color w:val="222222"/>
+          <w:sz w:val="22"/>
+          <w:szCs w:val="22"/>
+          <w:u w:val="none"/>
+          <w:effect w:val="none"/>
+          <w:shd w:fill="FFFFFF" w:val="clear"/>
+        </w:rPr>
+        <w:t>Transformers for Scattering Amplitudes. IAIFI Summer Workshop 2024. Poster.</w:t>
+      </w:r>
+    </w:p>
+    <w:p>
+      <w:pPr>
+        <w:pStyle w:val="Normal"/>
+        <w:numPr>
+          <w:ilvl w:val="0"/>
+          <w:numId w:val="13"/>
+        </w:numPr>
+        <w:rPr>
+          <w:sz w:val="22"/>
+          <w:szCs w:val="22"/>
+        </w:rPr>
+      </w:pPr>
+      <w:r>
+        <w:rPr>
+          <w:b w:val="false"/>
+          <w:bCs w:val="false"/>
+          <w:i w:val="false"/>
+          <w:iCs w:val="false"/>
+          <w:caps w:val="false"/>
+          <w:smallCaps w:val="false"/>
+          <w:strike w:val="false"/>
+          <w:dstrike w:val="false"/>
+          <w:color w:val="222222"/>
+          <w:sz w:val="22"/>
+          <w:szCs w:val="22"/>
+          <w:u w:val="none"/>
+          <w:effect w:val="none"/>
+          <w:shd w:fill="FFFFFF" w:val="clear"/>
+        </w:rPr>
+        <w:t xml:space="preserve">Transformers for Scattering Amplitudes. SLAC AI Seminar. 1 February 2024 </w:t>
+      </w:r>
+      <w:r>
+        <w:rPr>
+          <w:b w:val="false"/>
+          <w:bCs w:val="false"/>
+          <w:i w:val="false"/>
+          <w:iCs w:val="false"/>
+          <w:caps w:val="false"/>
+          <w:smallCaps w:val="false"/>
+          <w:strike w:val="false"/>
+          <w:dstrike w:val="false"/>
+          <w:color w:val="222222"/>
+          <w:sz w:val="22"/>
+          <w:szCs w:val="22"/>
+          <w:u w:val="none"/>
+          <w:effect w:val="none"/>
+          <w:shd w:fill="FFFFFF" w:val="clear"/>
+        </w:rPr>
+        <w:t>(Virtual)</w:t>
       </w:r>
     </w:p>
     <w:p>
@@ -3358,7 +3603,7 @@
         </w:rPr>
         <w:t xml:space="preserve">Transformers for Scattering Amplitudes. Hammers and Nails, Ascona, Switzerland. </w:t>
       </w:r>
-      <w:hyperlink r:id="rId4">
+      <w:hyperlink r:id="rId5">
         <w:r>
           <w:rPr>
             <w:rStyle w:val="InternetLink"/>
@@ -3506,35 +3751,7 @@
           <w:sz w:val="22"/>
           <w:szCs w:val="22"/>
         </w:rPr>
-        <w:t xml:space="preserve">Third Yandex Machine Learning in High Energy Physics </w:t>
-      </w:r>
-      <w:r>
-        <w:rPr>
-          <w:sz w:val="22"/>
-          <w:szCs w:val="22"/>
-        </w:rPr>
-        <w:t>S</w:t>
-      </w:r>
-      <w:r>
-        <w:rPr>
-          <w:sz w:val="22"/>
-          <w:szCs w:val="22"/>
-        </w:rPr>
-        <w:t xml:space="preserve">ummer </w:t>
-      </w:r>
-      <w:r>
-        <w:rPr>
-          <w:sz w:val="22"/>
-          <w:szCs w:val="22"/>
-        </w:rPr>
-        <w:t>S</w:t>
-      </w:r>
-      <w:r>
-        <w:rPr>
-          <w:sz w:val="22"/>
-          <w:szCs w:val="22"/>
-        </w:rPr>
-        <w:t xml:space="preserve">chool. Reading, UK. 17 to 23 July </w:t>
+        <w:t xml:space="preserve">Third Yandex Machine Learning in High Energy Physics Summer School. Reading, UK. 17 to 23 July </w:t>
       </w:r>
       <w:r>
         <w:rPr>
@@ -3737,7 +3954,7 @@
           <w:sz w:val="22"/>
           <w:szCs w:val="22"/>
         </w:rPr>
-        <w:t>2018 UM Science Communication Fellowship Program</w:t>
+        <w:t>2018 UM Science Communication Fellowship</w:t>
       </w:r>
     </w:p>
     <w:p>
@@ -3928,50 +4145,6 @@
           <w:lang w:val="en-US" w:eastAsia="zh-CN" w:bidi="hi-IN"/>
         </w:rPr>
         <w:t xml:space="preserve"> 2013-2015</w:t>
-      </w:r>
-    </w:p>
-    <w:p>
-      <w:pPr>
-        <w:pStyle w:val="Normal"/>
-        <w:rPr>
-          <w:rFonts w:ascii="Times New Roman" w:hAnsi="Times New Roman"/>
-        </w:rPr>
-      </w:pPr>
-      <w:r>
-        <w:rPr/>
-      </w:r>
-    </w:p>
-    <w:p>
-      <w:pPr>
-        <w:pStyle w:val="Normal"/>
-        <w:rPr>
-          <w:rFonts w:ascii="Times New Roman" w:hAnsi="Times New Roman"/>
-        </w:rPr>
-      </w:pPr>
-      <w:r>
-        <w:rPr/>
-      </w:r>
-    </w:p>
-    <w:p>
-      <w:pPr>
-        <w:pStyle w:val="Normal"/>
-        <w:rPr>
-          <w:rFonts w:ascii="Times New Roman" w:hAnsi="Times New Roman"/>
-        </w:rPr>
-      </w:pPr>
-      <w:r>
-        <w:rPr/>
-      </w:r>
-    </w:p>
-    <w:p>
-      <w:pPr>
-        <w:pStyle w:val="Normal"/>
-        <w:rPr>
-          <w:rFonts w:ascii="Times New Roman" w:hAnsi="Times New Roman"/>
-        </w:rPr>
-      </w:pPr>
-      <w:r>
-        <w:rPr/>
       </w:r>
     </w:p>
     <w:p>
@@ -4682,61 +4855,16 @@
           <w:sz w:val="22"/>
           <w:szCs w:val="22"/>
         </w:rPr>
-        <w:t xml:space="preserve">Thomas Sandell: </w:t>
-      </w:r>
-      <w:r>
-        <w:rPr>
-          <w:b/>
-          <w:bCs/>
-          <w:sz w:val="22"/>
-          <w:szCs w:val="22"/>
-        </w:rPr>
-        <w:t>U</w:t>
-      </w:r>
-      <w:r>
-        <w:rPr>
-          <w:b w:val="false"/>
-          <w:bCs w:val="false"/>
-          <w:sz w:val="22"/>
-          <w:szCs w:val="22"/>
-        </w:rPr>
-        <w:t xml:space="preserve">ndergraduate student. Currently a </w:t>
-      </w:r>
-      <w:r>
-        <w:rPr>
-          <w:b w:val="false"/>
-          <w:bCs w:val="false"/>
-          <w:sz w:val="22"/>
-          <w:szCs w:val="22"/>
-        </w:rPr>
-        <w:t>S</w:t>
-      </w:r>
-      <w:r>
-        <w:rPr>
-          <w:b w:val="false"/>
-          <w:bCs w:val="false"/>
-          <w:sz w:val="22"/>
-          <w:szCs w:val="22"/>
-        </w:rPr>
-        <w:t xml:space="preserve">oftware </w:t>
-      </w:r>
-      <w:r>
-        <w:rPr>
-          <w:b w:val="false"/>
-          <w:bCs w:val="false"/>
-          <w:sz w:val="22"/>
-          <w:szCs w:val="22"/>
-        </w:rPr>
-        <w:t>E</w:t>
-      </w:r>
-      <w:r>
-        <w:rPr>
-          <w:b w:val="false"/>
-          <w:bCs w:val="false"/>
-          <w:sz w:val="22"/>
-          <w:szCs w:val="22"/>
-        </w:rPr>
-        <w:t>ngineer at Patreon.</w:t>
+        <w:t>Thomas Sandell: U</w:t>
+      </w:r>
+      <w:r>
+        <w:rPr>
+          <w:b w:val="false"/>
+          <w:bCs w:val="false"/>
+          <w:sz w:val="22"/>
+          <w:szCs w:val="22"/>
+        </w:rPr>
+        <w:t>ndergraduate student. Currently a Software Engineer at Patreon.</w:t>
       </w:r>
     </w:p>
     <w:p>
